--- a/research/Physiological_Research_Short_Communication_投稿版_20261016/Yuan_中文.docx
+++ b/research/Physiological_Research_Short_Communication_投稿版_20261016/Yuan_中文.docx
@@ -318,7 +318,7 @@
           <w:rFonts w:ascii="Times New Roman" w:hAnsi="Times New Roman"/>
           <w:sz w:val="24"/>
         </w:rPr>
-        <w:t>转录本。伪手术及模型组于第28天取材；复位组第28天取出异物、第56天取材。各终点每组6只独立动物。在包含头端延髓腹外侧区（RVLM）及邻近延髓的组织中，第28天模型组较伪手术组SOD活性低，MDA及探针相关荧光高，</w:t>
+        <w:t>转录本。伪手术及模型组于第4周取材；复位组第4周取出异物、第8周取材。各终点每组6只独立动物。在包含头端延髓腹外侧区（RVLM）及邻近延髓的组织中，第4周模型组较伪手术组SOD活性低，MDA及探针相关荧光高，</w:t>
       </w:r>
       <w:r>
         <w:rPr>
@@ -430,7 +430,7 @@
           <w:rFonts w:ascii="Times New Roman" w:hAnsi="Times New Roman"/>
           <w:sz w:val="24"/>
         </w:rPr>
-        <w:t>手术采用2%异氟烷吸入麻醉，气流量1 l/min，通过呼吸、翻正反射及伤害性回缩反射监测麻醉深度。经颈前入路将S形铝制异物植入左侧寰枢关节[1]，伪手术动物仅暴露术野而不植入异物。第28天筛选要求异物在位，关节不对称且齿状突至两侧侧块间距差＞0.05 mm，收缩压较基线升高≥20%并在第4周进入平台。复位组于第28天取出异物。青霉素钠按400,000–800,000单位/kg每日肌肉注射，连用3天。9只死亡动物的可能相关因素包括麻醉过量、颈部损伤及感染，个体死因判定记录不可得。未使用术后镇痛药，未留存对此做法的书面理由或专项伦理意见。术后前3天每日检查进食、活动及伤口，之后每周检查2–3次。</w:t>
+        <w:t>手术采用2%异氟烷吸入麻醉，气流量1 l/min，通过呼吸、翻正反射及伤害性回缩反射监测麻醉深度。经颈前入路将S形铝制异物植入左侧寰枢关节[1]，伪手术动物仅暴露术野而不植入异物。第4周筛选要求异物在位，关节不对称且齿状突至两侧侧块间距差＞0.05 mm，收缩压较基线升高≥20%并在第4周进入平台。复位组于第4周取出异物。青霉素钠按400,000–800,000单位/kg每日肌肉注射，连用3天。9只死亡动物的可能相关因素包括麻醉过量、颈部损伤及感染，个体死因判定记录不可得。未使用术后镇痛药，未留存对此做法的书面理由或专项伦理意见。术后前3天每日检查进食、活动及伤口，之后每周检查2–3次。</w:t>
       </w:r>
     </w:p>
     <w:p>
@@ -442,7 +442,7 @@
           <w:rFonts w:ascii="Times New Roman" w:hAnsi="Times New Roman"/>
           <w:sz w:val="24"/>
         </w:rPr>
-        <w:t>伪手术及模型组第28天取材，复位组第56天取材，未设置时间匹配的二次手术假手术对照。异氟烷麻醉下腹主动脉采样后，以过量吸入异氟烷安乐死；确认自主呼吸、可触及心搏及伤害性回缩反射均消失后分离脑干。参照图谱取双侧区域组织块，每只约100 mg，含RVLM及邻近延髓。生化检测采用RIPA/PMSF裂解，BCA测蛋白。SOD（A001-3，WST-1法）和MDA（A003-1，硫代巴比妥酸法，南京建成）采用RT-6000读取450和530 nm吸光度；MDA说明书规定532 nm。荧光读数仪型号未留存。BestBio BB-475015 O12荧光激发/发射波长为488/530 nm，以蛋白浓度归一化，报告任意单位（AU）指数。该血清用途检测未验证组织基质及裂解液兼容性；荧光不代表绝对ROS浓度或特定ROS种类。</w:t>
+        <w:t>伪手术及模型组第4周取材，复位组第8周取材，未设置时间匹配的二次手术假手术对照。异氟烷麻醉下腹主动脉采样后，以过量吸入异氟烷安乐死；确认自主呼吸、可触及心搏及伤害性回缩反射均消失后分离脑干。参照图谱取双侧区域组织块，每只约100 mg，含RVLM及邻近延髓。生化检测采用RIPA/PMSF裂解，BCA测蛋白。SOD（A001-3，WST-1法）和MDA（A003-1，硫代巴比妥酸法，南京建成）采用RT-6000读取450和530 nm吸光度；MDA说明书规定532 nm。荧光读数仪型号未留存。BestBio BB-475015 O12荧光激发/发射波长为488/530 nm，以蛋白浓度归一化，报告任意单位（AU）指数。该血清用途检测未验证组织基质及裂解液兼容性；荧光不代表绝对ROS浓度或特定ROS种类。</w:t>
       </w:r>
     </w:p>
     <w:p>
@@ -536,7 +536,7 @@
           <w:rFonts w:ascii="Times New Roman" w:hAnsi="Times New Roman"/>
           <w:sz w:val="24"/>
         </w:rPr>
-        <w:t>在三个终末队列间，Welch方差分析的SOD为F(2, 9.816) = 91.626，MDA为F(2, 8.500) = 130.738，荧光为F(2, 7.804) = 314.907（P均＜0.001）。第28天模型组与伪手术组相比，SOD为0.564 ± 0.072对1.122 ± 0.072 U/mg蛋白，MDA为0.349 ± 0.034对0.095 ± 0.017 nmol/mg蛋白，荧光为3295.6 ± 216.3对1326.9 ± 50.6 AU（图1；Games–Howell校正后P均＜0.001；补充表S1）。</w:t>
+        <w:t>在三个终末队列间，Welch方差分析的SOD为F(2, 9.816) = 91.626，MDA为F(2, 8.500) = 130.738，荧光为F(2, 7.804) = 314.907（P均＜0.001）。第4周模型组与伪手术组相比，SOD为0.564 ± 0.072对1.122 ± 0.072 U/mg蛋白，MDA为0.349 ± 0.034对0.095 ± 0.017 nmol/mg蛋白，荧光为3295.6 ± 216.3对1326.9 ± 50.6 AU（图1；Games–Howell校正后P均＜0.001；补充表S1）。</w:t>
       </w:r>
       <w:r>
         <w:rPr>
@@ -999,7 +999,7 @@
           <w:rFonts w:ascii="Times New Roman" w:hAnsi="Times New Roman"/>
           <w:sz w:val="24"/>
         </w:rPr>
-        <w:t>图1. 区域延髓SOD活性（A）、MDA（B）及探针相关荧光（C）。柱为均值 ± 样本SD，点为每组6只独立大鼠。括线比较模型与伪手术或复位组；***P＜0.001（Welch方差分析后Games–Howell检验，每终点3项比较）。荧光为蛋白浓度归一化AU。伪手术/模型组第28天、复位组第56天取材。Sham为伪手术组，Rest.为复位组。完整输出见补充文件3。</w:t>
+        <w:t>图1. 区域延髓SOD活性（A）、MDA（B）及探针相关荧光（C）。柱为均值 ± 样本SD，点为每组6只独立大鼠。括线比较模型与伪手术或复位组；***P＜0.001（Welch方差分析后Games–Howell检验，每终点3项比较）。荧光为蛋白浓度归一化AU。伪手术/模型组第4周、复位组第8周取材。Sham为伪手术组，Rest.为复位组。完整输出见补充文件3。</w:t>
       </w:r>
     </w:p>
     <w:p>
@@ -1111,7 +1111,7 @@
           <w:rFonts w:ascii="Times New Roman" w:hAnsi="Times New Roman"/>
           <w:sz w:val="24"/>
         </w:rPr>
-        <w:t>和伪手术组算术均值归一化。括线比较模型与伪手术或复位组。P值来自ΔCq的Welch检验，并对原面板全部18项比较作Holm校正。伪手术/模型组第28天、复位组第56天取材。Sham为伪手术组，Rest.为复位组。完整输出见补充文件4。</w:t>
+        <w:t>和伪手术组算术均值归一化。括线比较模型与伪手术或复位组。星号表示对原面板全部18项比较作Holm校正的P值（ΔCq的Welch检验）：*P＜0.05，**P＜0.01，***P＜0.001。伪手术/模型组第4周、复位组第8周取材。Sham为伪手术组，Rest.为复位组。完整输出见补充文件4。</w:t>
       </w:r>
     </w:p>
     <w:sectPr>

--- a/research/Physiological_Research_Short_Communication_投稿版_20261016/Yuan_中文.docx
+++ b/research/Physiological_Research_Short_Communication_投稿版_20261016/Yuan_中文.docx
@@ -418,7 +418,7 @@
           <w:rFonts w:ascii="Times New Roman" w:hAnsi="Times New Roman"/>
           <w:sz w:val="24"/>
         </w:rPr>
-        <w:t>安徽中医药大学动物伦理委员会批准了起始60只动物的来源实验、造模、异物取出及终末取材（AHUCM-rats-2022032）。清洁级雄性Wistar大鼠约12周龄、250 g，由安徽医科大学提供（许可证SCXK [皖] 2017-001），单笼饲养，温度22 ± 1℃、湿度60%、12 h光暗周期，自由进食饮水，适应1周。动物随机分至伪手术组10只或造模队列50只。术中死亡6只，术后死亡3只；存活动物中7只异物脱落，34只异物在位。造模成功动物随机分入模型、复位或颈上神经节切除组，每组10只；另4只留作备用。本报告仅纳入伪手术、模型及复位队列，初始各10只；每项生化检测及RT-qPCR各随机选取每组6只独立动物，无跨动物混样。未指定单一主要终点或进行正式事前功效计算。动物与样本身份及跨检测重叠关系无法恢复。</w:t>
+        <w:t>安徽中医药大学动物伦理委员会批准了起始60只动物的来源实验、造模、异物取出及终末取材（AHUCM-rats-2022032）。清洁级雄性Wistar大鼠约12周龄、250 g，由安徽医科大学提供（许可证SCXK [皖] 2017-001），单笼饲养，温度22 ± 1℃、湿度60%、12 h光暗周期，自由进食饮水，适应1周。动物随机分至伪手术组10只或造模队列50只。术中死亡6只，术后死亡3只；存活动物中7只异物脱落，34只异物在位。造模成功动物随机分入模型、复位或颈上神经节切除组，每组10只；另4只留作备用。复位组从该造模成功队列中分出并继续观察至第8周，另设模型组于第4周终末取材。本报告仅纳入伪手术、模型及复位队列，初始各10只；每项生化检测及RT-qPCR各随机选取每组6只独立动物，无跨动物混样。未指定单一主要终点或进行正式事前功效计算。动物与样本身份及跨检测重叠关系无法恢复。</w:t>
       </w:r>
     </w:p>
     <w:p>
@@ -497,7 +497,7 @@
           <w:rFonts w:ascii="Times New Roman" w:hAnsi="Times New Roman"/>
           <w:sz w:val="24"/>
         </w:rPr>
-        <w:t>计算，再除以6只伪手术动物相对数量的算术均值[7]。该算法假定扩增效率相等且约为100%。未验证效率及</w:t>
+        <w:t>计算，再除以6只伪手术动物相对数量的算术均值[7]。该算法假定扩增效率相等且约为100%。原始Cq、扩增及熔解导出资料见补充文件7。靶标熔解峰形存在差异，两孔的板布局与结果表标记不一致。未验证效率及β-actin稳定性，无模板及无逆转录对照记录不可得。每组6个所提供记录保持不变，用于探索性报告。</w:t>
       </w:r>
       <w:r>
         <w:rPr>
@@ -505,14 +505,14 @@
           <w:i/>
           <w:sz w:val="24"/>
         </w:rPr>
-        <w:t>β-actin</w:t>
+        <w:t/>
       </w:r>
       <w:r>
         <w:rPr>
           <w:rFonts w:ascii="Times New Roman" w:hAnsi="Times New Roman"/>
           <w:sz w:val="24"/>
         </w:rPr>
-        <w:t>稳定性，原始扩增/熔解曲线、无模板及无逆转录对照记录均不可核查。试剂、引物、流程及来源动物流转详见补充方法。</w:t>
+        <w:t>试剂、引物、流程及来源动物流转详见补充方法。</w:t>
       </w:r>
     </w:p>
     <w:p>
@@ -692,7 +692,7 @@
           <w:rFonts w:ascii="Times New Roman" w:hAnsi="Times New Roman"/>
           <w:sz w:val="24"/>
         </w:rPr>
-        <w:t>区域取材不能特异归属于RVLM，qPCR质控不完整及跨检测身份无法追溯进一步限制了解释。较晚复位观察将异物取出与年龄、时间推移、恢复过程及再次麻醉/手术相混杂。未使用术后镇痛既涉及动物福利，也可能引入疼痛/应激混杂。小样本探索性设计及仅纳入雄性动物限制了精度和推广性。同日模型–伪手术比较支持区域组织表型；要进一步检验NOX依赖的交感神经介导或异物取出效应，仍需经验证的检测、明确的解剖定位及时间匹配对照。</w:t>
+        <w:t>区域取材不能特异归属于RVLM，靶标熔解峰形差异、qPCR孔位标记冲突、验证不完整及跨检测身份无法追溯进一步限制了解释。较晚复位观察将异物取出与年龄、时间推移、恢复过程及再次麻醉/手术相混杂。未使用术后镇痛既涉及动物福利，也可能引入疼痛/应激混杂。小样本探索性设计及仅纳入雄性动物限制了精度和推广性。同日模型–伪手术比较支持区域组织表型；要进一步检验NOX依赖的交感神经介导或异物取出效应，仍需经验证的检测、明确的解剖定位及时间匹配对照。</w:t>
       </w:r>
     </w:p>
     <w:p>
@@ -796,7 +796,7 @@
           <w:rFonts w:ascii="Times New Roman" w:hAnsi="Times New Roman"/>
           <w:sz w:val="24"/>
         </w:rPr>
-        <w:t>随稿提供输入、完整统计输出/代码、详细方法、表S1及描述性存档HE/血压记录。原始仪器输出、完整质控记录及动物与样本身份无法取得独立核验。</w:t>
+        <w:t>随稿提供输入、完整统计输出/代码、详细方法、表S1、描述性存档HE/血压记录，以及RT-qPCR原始导出表和曲线图片。RT-qPCR导出表可复现所提供的Cq值，但不能消除孔位标记及扩增特异性疑虑。完整验证记录及动物与样本身份仍不可得。</w:t>
       </w:r>
     </w:p>
     <w:p>

--- a/research/Physiological_Research_Short_Communication_投稿版_20261016/Yuan_中文.docx
+++ b/research/Physiological_Research_Short_Communication_投稿版_20261016/Yuan_中文.docx
@@ -497,7 +497,7 @@
           <w:rFonts w:ascii="Times New Roman" w:hAnsi="Times New Roman"/>
           <w:sz w:val="24"/>
         </w:rPr>
-        <w:t>计算，再除以6只伪手术动物相对数量的算术均值[7]。该算法假定扩增效率相等且约为100%。原始Cq、扩增及熔解导出资料见补充文件7。靶标熔解峰形存在差异，两孔的板布局与结果表标记不一致。未验证效率及β-actin稳定性，无模板及无逆转录对照记录不可得。每组6个所提供记录保持不变，用于探索性报告。</w:t>
+        <w:t>计算，再除以6只伪手术动物相对数量的算术均值[7]。该算法假定扩增效率相等且约为100%。原始Cq、扩增及熔解导出资料见补充文件7。靶标熔解峰形存在差异。作者确认两孔的Plate差异标记属于误标，原始Cq值保持不变。未验证效率及β-actin稳定性，无模板及无逆转录对照记录不可得。每组6个所提供记录保持不变，用于探索性报告。</w:t>
       </w:r>
       <w:r>
         <w:rPr>
@@ -692,7 +692,7 @@
           <w:rFonts w:ascii="Times New Roman" w:hAnsi="Times New Roman"/>
           <w:sz w:val="24"/>
         </w:rPr>
-        <w:t>区域取材不能特异归属于RVLM，靶标熔解峰形差异、qPCR孔位标记冲突、验证不完整及跨检测身份无法追溯进一步限制了解释。较晚复位观察将异物取出与年龄、时间推移、恢复过程及再次麻醉/手术相混杂。未使用术后镇痛既涉及动物福利，也可能引入疼痛/应激混杂。小样本探索性设计及仅纳入雄性动物限制了精度和推广性。同日模型–伪手术比较支持区域组织表型；要进一步检验NOX依赖的交感神经介导或异物取出效应，仍需经验证的检测、明确的解剖定位及时间匹配对照。</w:t>
+        <w:t>区域取材不能特异归属于RVLM，靶标熔解峰形差异、验证不完整及跨检测身份无法追溯进一步限制了解释。较晚复位观察将异物取出与年龄、时间推移、恢复过程及再次麻醉/手术相混杂。未使用术后镇痛既涉及动物福利，也可能引入疼痛/应激混杂。小样本探索性设计及仅纳入雄性动物限制了精度和推广性。同日模型–伪手术比较支持区域组织表型；要进一步检验NOX依赖的交感神经介导或异物取出效应，仍需经验证的检测、明确的解剖定位及时间匹配对照。</w:t>
       </w:r>
     </w:p>
     <w:p>
@@ -796,7 +796,7 @@
           <w:rFonts w:ascii="Times New Roman" w:hAnsi="Times New Roman"/>
           <w:sz w:val="24"/>
         </w:rPr>
-        <w:t>随稿提供输入、完整统计输出/代码、详细方法、表S1、描述性存档HE/血压记录，以及RT-qPCR原始导出表和曲线图片。RT-qPCR导出表可复现所提供的Cq值，但不能消除孔位标记及扩增特异性疑虑。完整验证记录及动物与样本身份仍不可得。</w:t>
+        <w:t>随稿提供输入、完整统计输出/代码、详细方法、表S1、描述性存档HE/血压记录，以及RT-qPCR原始导出表和曲线图片。RT-qPCR导出表可复现所提供的Cq值；靶标扩增特异性仍未确认。完整验证记录及动物与样本身份仍不可得。</w:t>
       </w:r>
     </w:p>
     <w:p>
